--- a/public/downloads/Sean_Villanueva_Resume.docx
+++ b/public/downloads/Sean_Villanueva_Resume.docx
@@ -66,7 +66,7 @@
         <w:rPr>
           <w:rFonts w:ascii="Arial" w:cs="Arial" w:eastAsia="Arial" w:hAnsi="Arial"/>
         </w:rPr>
-        <w:t xml:space="preserve">Fourth-year Information Systems student seeking a Junior Web Developer position at Spin Virtual Solutions. Front-end and back-end project experience using PHP, CodeIgniter 3, MySQL, and browser technologies for a pharmacy system.</w:t>
+        <w:t xml:space="preserve">Fourth-year Information Systems student seeking a Junior Web Developer position at Spin Virtual Solutions. Front-end and back-end project experience using PHP, CodeIgniter 4, MySQL, and browser technologies for a pharmacy system.</w:t>
       </w:r>
     </w:p>
     <w:p>
@@ -149,7 +149,7 @@
         <w:rPr>
           <w:rFonts w:ascii="Arial" w:cs="Arial" w:eastAsia="Arial" w:hAnsi="Arial"/>
         </w:rPr>
-        <w:t xml:space="preserve">HTML, CSS, Bootstrap, JavaScript, jQuery/AJAX.</w:t>
+        <w:t xml:space="preserve">HTML, CSS, JavaScript, jQuery/AJAX.</w:t>
       </w:r>
     </w:p>
     <w:p>
@@ -173,7 +173,7 @@
         <w:rPr>
           <w:rFonts w:ascii="Arial" w:cs="Arial" w:eastAsia="Arial" w:hAnsi="Arial"/>
         </w:rPr>
-        <w:t xml:space="preserve">PHP, CodeIgniter 3, MySQL.</w:t>
+        <w:t xml:space="preserve">PHP, CodeIgniter 4, MySQL.</w:t>
       </w:r>
     </w:p>
     <w:p>
@@ -338,7 +338,7 @@
         <w:rPr>
           <w:rFonts w:ascii="Arial" w:cs="Arial" w:eastAsia="Arial" w:hAnsi="Arial"/>
         </w:rPr>
-        <w:t xml:space="preserve">PHP, CodeIgniter 3, MySQL, HTML, CSS, Bootstrap, JavaScript, and jQuery/AJAX.</w:t>
+        <w:t xml:space="preserve">PHP, CodeIgniter 4, MySQL, HTML, CSS, JavaScript, and jQuery/AJAX.</w:t>
       </w:r>
     </w:p>
     <w:p>

--- a/public/downloads/Sean_Villanueva_Resume.docx
+++ b/public/downloads/Sean_Villanueva_Resume.docx
@@ -44,7 +44,9 @@
         <w:rPr>
           <w:rFonts w:ascii="Arial" w:cs="Arial" w:eastAsia="Arial" w:hAnsi="Arial"/>
         </w:rPr>
-        <w:t xml:space="preserve">Bulacan, Philippines   |   09472401814   |   villanuevasean0918@gmail.com</w:t>
+        <w:t xml:space="preserve">Santa Maria, Bulacan, Philippines</w:t>
+        <w:br/>
+        <w:t>09472401814   |   villanuevasean0918@gmail.com</w:t>
       </w:r>
     </w:p>
     <w:p>

--- a/public/downloads/Sean_Villanueva_Resume.docx
+++ b/public/downloads/Sean_Villanueva_Resume.docx
@@ -116,7 +116,7 @@
         <w:rPr>
           <w:rFonts w:ascii="Arial" w:cs="Arial" w:eastAsia="Arial" w:hAnsi="Arial"/>
         </w:rPr>
-        <w:t xml:space="preserve">Fourth year  |  Section BSIS 4-1</w:t>
+        <w:t xml:space="preserve">Fourth year  |  Section BSIS 4-1  |  Expected graduation: May 2027</w:t>
       </w:r>
     </w:p>
     <w:p>
@@ -255,7 +255,7 @@
           <w:i/>
           <w:iCs/>
         </w:rPr>
-        <w:t xml:space="preserve">Web Developer</w:t>
+        <w:t xml:space="preserve">Web Developer (team project)</w:t>
       </w:r>
       <w:r>
         <w:rPr>

--- a/public/downloads/Sean_Villanueva_Resume.docx
+++ b/public/downloads/Sean_Villanueva_Resume.docx
@@ -116,7 +116,7 @@
         <w:rPr>
           <w:rFonts w:ascii="Arial" w:cs="Arial" w:eastAsia="Arial" w:hAnsi="Arial"/>
         </w:rPr>
-        <w:t xml:space="preserve">Fourth year  |  Section BSIS 4-1  |  Expected graduation: May 2027</w:t>
+        <w:t xml:space="preserve">Fourth year  |  Section BSIS 4-1</w:t>
       </w:r>
     </w:p>
     <w:p>
